--- a/docs/community/linkedin_sqnd_article.docx
+++ b/docs/community/linkedin_sqnd_article.docx
@@ -782,7 +782,7 @@
         <w:t xml:space="preserve">Gauge group</w:t>
       </w:r>
       <w:r>
-        <w:t xml:space="preserve">: D₄ × U(1)_H (discrete non-Abelian structure for moral states, continuous parameter for salience)</w:t>
+        <w:t>: V₄ × U(1)_H as measured — the Klein four-group of correlative and negation symmetries for moral states, continuous parameter for salience. The non-Abelian D₄ × U(1)_H is posited, pending demonstration of quarter-turn operations.</w:t>
       </w:r>
     </w:p>
     <w:p>
@@ -797,7 +797,7 @@
         <w:t xml:space="preserve">Core finding</w:t>
       </w:r>
       <w:r>
-        <w:t xml:space="preserve">: The Hohfeldian classification (Obligation, Claim, Liberty, No-Claim) exhibits exact D₄ symmetry. The reflection generator (O↔C, L↔N) works perfectly. The rotation generator (state transitions) requires specific linguistic triggers.</w:t>
+        <w:t>: The Hohfeldian classification (Obligation, Claim, Liberty, No-Claim) exhibits exact correlative symmetry. The reflection generator (O↔C, L↔N) works perfectly and, together with negation, generates the measured Klein four-group V₄. Gated state transitions appear only under specific linguistic triggers and are accounted for by V₄ operations; genuine quarter-turns — the operations that would upgrade the group to the full D₄ — have not been demonstrated.</w:t>
       </w:r>
     </w:p>
     <w:p>
@@ -940,7 +940,7 @@
         <w:t xml:space="preserve"> </w:t>
       </w:r>
       <w:r>
-        <w:t xml:space="preserve">— even with one prediction failing, the core D₄ symmetry holds at 100%</w:t>
+        <w:t>— even with one prediction failing, the core correlative (V₄) symmetry holds at 100%</w:t>
       </w:r>
     </w:p>
     <w:p>
